--- a/Rechnungsvorlage.docx
+++ b/Rechnungsvorlage.docx
@@ -4,7 +4,7 @@
   <w:body>
     <w:tbl>
       <w:tblPr>
-        <w:tblStyle w:val="TableGrid"/>
+        <w:tblStyle w:val="Tabellenraster"/>
         <w:tblW w:w="0" w:type="auto"/>
         <w:tblBorders>
           <w:top w:val="none" w:sz="0" w:space="0" w:color="auto"/>
@@ -195,7 +195,7 @@
     <w:p/>
     <w:tbl>
       <w:tblPr>
-        <w:tblStyle w:val="TableGrid"/>
+        <w:tblStyle w:val="Tabellenraster"/>
         <w:tblW w:w="0" w:type="auto"/>
         <w:tblBorders>
           <w:top w:val="none" w:sz="0" w:space="0" w:color="auto"/>
@@ -770,7 +770,7 @@
 <w:ftr xmlns:wpc="http://schemas.microsoft.com/office/word/2010/wordprocessingCanvas" xmlns:cx="http://schemas.microsoft.com/office/drawing/2014/chartex" xmlns:cx1="http://schemas.microsoft.com/office/drawing/2015/9/8/chartex" xmlns:cx2="http://schemas.microsoft.com/office/drawing/2015/10/21/chartex" xmlns:cx3="http://schemas.microsoft.com/office/drawing/2016/5/9/chartex" xmlns:cx4="http://schemas.microsoft.com/office/drawing/2016/5/10/chartex" xmlns:cx5="http://schemas.microsoft.com/office/drawing/2016/5/11/chartex" xmlns:cx6="http://schemas.microsoft.com/office/drawing/2016/5/12/chartex" xmlns:cx7="http://schemas.microsoft.com/office/drawing/2016/5/13/chartex" xmlns:cx8="http://schemas.microsoft.com/office/drawing/2016/5/14/chartex" xmlns:mc="http://schemas.openxmlformats.org/markup-compatibility/2006" xmlns:aink="http://schemas.microsoft.com/office/drawing/2016/ink" xmlns:am3d="http://schemas.microsoft.com/office/drawing/2017/model3d" xmlns:o="urn:schemas-microsoft-com:office:office" xmlns:oel="http://schemas.microsoft.com/office/2019/extlst" xmlns:r="http://schemas.openxmlformats.org/officeDocument/2006/relationships" xmlns:m="http://schemas.openxmlformats.org/officeDocument/2006/math" xmlns:v="urn:schemas-microsoft-com:vml" xmlns:wp14="http://schemas.microsoft.com/office/word/2010/wordprocessingDrawing" xmlns:wp="http://schemas.openxmlformats.org/drawingml/2006/wordprocessingDrawing" xmlns:w10="urn:schemas-microsoft-com:office:word" xmlns:w="http://schemas.openxmlformats.org/wordprocessingml/2006/main" xmlns:w14="http://schemas.microsoft.com/office/word/2010/wordml" xmlns:w15="http://schemas.microsoft.com/office/word/2012/wordml" xmlns:w16cex="http://schemas.microsoft.com/office/word/2018/wordml/cex" xmlns:w16cid="http://schemas.microsoft.com/office/word/2016/wordml/cid" xmlns:w16="http://schemas.microsoft.com/office/word/2018/wordml" xmlns:w16du="http://schemas.microsoft.com/office/word/2023/wordml/word16du" xmlns:w16sdtdh="http://schemas.microsoft.com/office/word/2020/wordml/sdtdatahash" xmlns:w16sdtfl="http://schemas.microsoft.com/office/word/2024/wordml/sdtformatlock" xmlns:w16se="http://schemas.microsoft.com/office/word/2015/wordml/symex" xmlns:wpg="http://schemas.microsoft.com/office/word/2010/wordprocessingGroup" xmlns:wpi="http://schemas.microsoft.com/office/word/2010/wordprocessingInk" xmlns:wne="http://schemas.microsoft.com/office/word/2006/wordml" xmlns:wps="http://schemas.microsoft.com/office/word/2010/wordprocessingShape" mc:Ignorable="w14 w15 w16se w16cid w16 w16cex w16sdtdh w16sdtfl w16du wp14">
   <w:p>
     <w:pPr>
-      <w:pStyle w:val="Footer"/>
+      <w:pStyle w:val="Fuzeile"/>
     </w:pPr>
   </w:p>
 </w:ftr>
@@ -780,80 +780,27 @@
 <w:ftr xmlns:wpc="http://schemas.microsoft.com/office/word/2010/wordprocessingCanvas" xmlns:cx="http://schemas.microsoft.com/office/drawing/2014/chartex" xmlns:cx1="http://schemas.microsoft.com/office/drawing/2015/9/8/chartex" xmlns:cx2="http://schemas.microsoft.com/office/drawing/2015/10/21/chartex" xmlns:cx3="http://schemas.microsoft.com/office/drawing/2016/5/9/chartex" xmlns:cx4="http://schemas.microsoft.com/office/drawing/2016/5/10/chartex" xmlns:cx5="http://schemas.microsoft.com/office/drawing/2016/5/11/chartex" xmlns:cx6="http://schemas.microsoft.com/office/drawing/2016/5/12/chartex" xmlns:cx7="http://schemas.microsoft.com/office/drawing/2016/5/13/chartex" xmlns:cx8="http://schemas.microsoft.com/office/drawing/2016/5/14/chartex" xmlns:mc="http://schemas.openxmlformats.org/markup-compatibility/2006" xmlns:aink="http://schemas.microsoft.com/office/drawing/2016/ink" xmlns:am3d="http://schemas.microsoft.com/office/drawing/2017/model3d" xmlns:o="urn:schemas-microsoft-com:office:office" xmlns:oel="http://schemas.microsoft.com/office/2019/extlst" xmlns:r="http://schemas.openxmlformats.org/officeDocument/2006/relationships" xmlns:m="http://schemas.openxmlformats.org/officeDocument/2006/math" xmlns:v="urn:schemas-microsoft-com:vml" xmlns:wp14="http://schemas.microsoft.com/office/word/2010/wordprocessingDrawing" xmlns:wp="http://schemas.openxmlformats.org/drawingml/2006/wordprocessingDrawing" xmlns:w10="urn:schemas-microsoft-com:office:word" xmlns:w="http://schemas.openxmlformats.org/wordprocessingml/2006/main" xmlns:w14="http://schemas.microsoft.com/office/word/2010/wordml" xmlns:w15="http://schemas.microsoft.com/office/word/2012/wordml" xmlns:w16cex="http://schemas.microsoft.com/office/word/2018/wordml/cex" xmlns:w16cid="http://schemas.microsoft.com/office/word/2016/wordml/cid" xmlns:w16="http://schemas.microsoft.com/office/word/2018/wordml" xmlns:w16du="http://schemas.microsoft.com/office/word/2023/wordml/word16du" xmlns:w16sdtdh="http://schemas.microsoft.com/office/word/2020/wordml/sdtdatahash" xmlns:w16sdtfl="http://schemas.microsoft.com/office/word/2024/wordml/sdtformatlock" xmlns:w16se="http://schemas.microsoft.com/office/word/2015/wordml/symex" xmlns:wpg="http://schemas.microsoft.com/office/word/2010/wordprocessingGroup" xmlns:wpi="http://schemas.microsoft.com/office/word/2010/wordprocessingInk" xmlns:wne="http://schemas.microsoft.com/office/word/2006/wordml" xmlns:wps="http://schemas.microsoft.com/office/word/2010/wordprocessingShape" mc:Ignorable="w14 w15 w16se w16cid w16 w16cex w16sdtdh w16sdtfl w16du wp14">
   <w:p>
     <w:pPr>
-      <w:pStyle w:val="Footer"/>
+      <w:pStyle w:val="Fuzeile"/>
     </w:pPr>
     <w:r>
-      <w:t xml:space="preserve">Postbank: </w:t>
-    </w:r>
-    <w:r>
-      <w:rPr>
-        <w:b/>
-        <w:bCs/>
-      </w:rPr>
-      <w:t>IBAN:</w:t>
-    </w:r>
-    <w:r>
-      <w:t xml:space="preserve"> </w:t>
-    </w:r>
-    <w:r>
-      <w:t>{IBAN}</w:t>
+      <w:t>Bankverbindung</w:t>
     </w:r>
     <w:r>
       <w:tab/>
     </w:r>
+  </w:p>
+  <w:p>
+    <w:pPr>
+      <w:pStyle w:val="Fuzeile"/>
+    </w:pPr>
     <w:r>
-      <w:rPr>
-        <w:b/>
-        <w:bCs/>
-      </w:rPr>
-      <w:t xml:space="preserve">BIC: </w:t>
-    </w:r>
-    <w:r>
-      <w:t>{BIC}</w:t>
+      <w:t>Steuernummer</w:t>
     </w:r>
   </w:p>
   <w:p>
     <w:pPr>
-      <w:pStyle w:val="Footer"/>
+      <w:pStyle w:val="Fuzeile"/>
     </w:pPr>
-    <w:r>
-      <w:t xml:space="preserve">Steuernummer: </w:t>
-    </w:r>
-    <w:r>
-      <w:t>{</w:t>
-    </w:r>
-    <w:proofErr w:type="spellStart"/>
-    <w:r>
-      <w:t>St.Nr</w:t>
-    </w:r>
-    <w:proofErr w:type="spellEnd"/>
-    <w:r>
-      <w:t>.}</w:t>
-    </w:r>
-  </w:p>
-  <w:p>
-    <w:pPr>
-      <w:pStyle w:val="Footer"/>
-    </w:pPr>
-    <w:proofErr w:type="spellStart"/>
-    <w:r>
-      <w:t>Ust-IdNr</w:t>
-    </w:r>
-    <w:proofErr w:type="spellEnd"/>
-    <w:r>
-      <w:t xml:space="preserve">.: </w:t>
-    </w:r>
-    <w:r>
-      <w:t>{</w:t>
-    </w:r>
-    <w:proofErr w:type="spellStart"/>
-    <w:r>
-      <w:t>Ust-IdNr</w:t>
-    </w:r>
-    <w:proofErr w:type="spellEnd"/>
-    <w:r>
-      <w:t>.}</w:t>
-    </w:r>
   </w:p>
 </w:ftr>
 </file>
@@ -862,7 +809,7 @@
 <w:ftr xmlns:wpc="http://schemas.microsoft.com/office/word/2010/wordprocessingCanvas" xmlns:cx="http://schemas.microsoft.com/office/drawing/2014/chartex" xmlns:cx1="http://schemas.microsoft.com/office/drawing/2015/9/8/chartex" xmlns:cx2="http://schemas.microsoft.com/office/drawing/2015/10/21/chartex" xmlns:cx3="http://schemas.microsoft.com/office/drawing/2016/5/9/chartex" xmlns:cx4="http://schemas.microsoft.com/office/drawing/2016/5/10/chartex" xmlns:cx5="http://schemas.microsoft.com/office/drawing/2016/5/11/chartex" xmlns:cx6="http://schemas.microsoft.com/office/drawing/2016/5/12/chartex" xmlns:cx7="http://schemas.microsoft.com/office/drawing/2016/5/13/chartex" xmlns:cx8="http://schemas.microsoft.com/office/drawing/2016/5/14/chartex" xmlns:mc="http://schemas.openxmlformats.org/markup-compatibility/2006" xmlns:aink="http://schemas.microsoft.com/office/drawing/2016/ink" xmlns:am3d="http://schemas.microsoft.com/office/drawing/2017/model3d" xmlns:o="urn:schemas-microsoft-com:office:office" xmlns:oel="http://schemas.microsoft.com/office/2019/extlst" xmlns:r="http://schemas.openxmlformats.org/officeDocument/2006/relationships" xmlns:m="http://schemas.openxmlformats.org/officeDocument/2006/math" xmlns:v="urn:schemas-microsoft-com:vml" xmlns:wp14="http://schemas.microsoft.com/office/word/2010/wordprocessingDrawing" xmlns:wp="http://schemas.openxmlformats.org/drawingml/2006/wordprocessingDrawing" xmlns:w10="urn:schemas-microsoft-com:office:word" xmlns:w="http://schemas.openxmlformats.org/wordprocessingml/2006/main" xmlns:w14="http://schemas.microsoft.com/office/word/2010/wordml" xmlns:w15="http://schemas.microsoft.com/office/word/2012/wordml" xmlns:w16cex="http://schemas.microsoft.com/office/word/2018/wordml/cex" xmlns:w16cid="http://schemas.microsoft.com/office/word/2016/wordml/cid" xmlns:w16="http://schemas.microsoft.com/office/word/2018/wordml" xmlns:w16du="http://schemas.microsoft.com/office/word/2023/wordml/word16du" xmlns:w16sdtdh="http://schemas.microsoft.com/office/word/2020/wordml/sdtdatahash" xmlns:w16sdtfl="http://schemas.microsoft.com/office/word/2024/wordml/sdtformatlock" xmlns:w16se="http://schemas.microsoft.com/office/word/2015/wordml/symex" xmlns:wpg="http://schemas.microsoft.com/office/word/2010/wordprocessingGroup" xmlns:wpi="http://schemas.microsoft.com/office/word/2010/wordprocessingInk" xmlns:wne="http://schemas.microsoft.com/office/word/2006/wordml" xmlns:wps="http://schemas.microsoft.com/office/word/2010/wordprocessingShape" mc:Ignorable="w14 w15 w16se w16cid w16 w16cex w16sdtdh w16sdtfl w16du wp14">
   <w:p>
     <w:pPr>
-      <w:pStyle w:val="Footer"/>
+      <w:pStyle w:val="Fuzeile"/>
     </w:pPr>
   </w:p>
 </w:ftr>
@@ -891,7 +838,7 @@
 <w:hdr xmlns:wpc="http://schemas.microsoft.com/office/word/2010/wordprocessingCanvas" xmlns:cx="http://schemas.microsoft.com/office/drawing/2014/chartex" xmlns:cx1="http://schemas.microsoft.com/office/drawing/2015/9/8/chartex" xmlns:cx2="http://schemas.microsoft.com/office/drawing/2015/10/21/chartex" xmlns:cx3="http://schemas.microsoft.com/office/drawing/2016/5/9/chartex" xmlns:cx4="http://schemas.microsoft.com/office/drawing/2016/5/10/chartex" xmlns:cx5="http://schemas.microsoft.com/office/drawing/2016/5/11/chartex" xmlns:cx6="http://schemas.microsoft.com/office/drawing/2016/5/12/chartex" xmlns:cx7="http://schemas.microsoft.com/office/drawing/2016/5/13/chartex" xmlns:cx8="http://schemas.microsoft.com/office/drawing/2016/5/14/chartex" xmlns:mc="http://schemas.openxmlformats.org/markup-compatibility/2006" xmlns:aink="http://schemas.microsoft.com/office/drawing/2016/ink" xmlns:am3d="http://schemas.microsoft.com/office/drawing/2017/model3d" xmlns:o="urn:schemas-microsoft-com:office:office" xmlns:oel="http://schemas.microsoft.com/office/2019/extlst" xmlns:r="http://schemas.openxmlformats.org/officeDocument/2006/relationships" xmlns:m="http://schemas.openxmlformats.org/officeDocument/2006/math" xmlns:v="urn:schemas-microsoft-com:vml" xmlns:wp14="http://schemas.microsoft.com/office/word/2010/wordprocessingDrawing" xmlns:wp="http://schemas.openxmlformats.org/drawingml/2006/wordprocessingDrawing" xmlns:w10="urn:schemas-microsoft-com:office:word" xmlns:w="http://schemas.openxmlformats.org/wordprocessingml/2006/main" xmlns:w14="http://schemas.microsoft.com/office/word/2010/wordml" xmlns:w15="http://schemas.microsoft.com/office/word/2012/wordml" xmlns:w16cex="http://schemas.microsoft.com/office/word/2018/wordml/cex" xmlns:w16cid="http://schemas.microsoft.com/office/word/2016/wordml/cid" xmlns:w16="http://schemas.microsoft.com/office/word/2018/wordml" xmlns:w16du="http://schemas.microsoft.com/office/word/2023/wordml/word16du" xmlns:w16sdtdh="http://schemas.microsoft.com/office/word/2020/wordml/sdtdatahash" xmlns:w16sdtfl="http://schemas.microsoft.com/office/word/2024/wordml/sdtformatlock" xmlns:w16se="http://schemas.microsoft.com/office/word/2015/wordml/symex" xmlns:wpg="http://schemas.microsoft.com/office/word/2010/wordprocessingGroup" xmlns:wpi="http://schemas.microsoft.com/office/word/2010/wordprocessingInk" xmlns:wne="http://schemas.microsoft.com/office/word/2006/wordml" xmlns:wps="http://schemas.microsoft.com/office/word/2010/wordprocessingShape" mc:Ignorable="w14 w15 w16se w16cid w16 w16cex w16sdtdh w16sdtfl w16du wp14">
   <w:p>
     <w:pPr>
-      <w:pStyle w:val="Header"/>
+      <w:pStyle w:val="Kopfzeile"/>
     </w:pPr>
   </w:p>
 </w:hdr>
@@ -901,7 +848,7 @@
 <w:hdr xmlns:wpc="http://schemas.microsoft.com/office/word/2010/wordprocessingCanvas" xmlns:cx="http://schemas.microsoft.com/office/drawing/2014/chartex" xmlns:cx1="http://schemas.microsoft.com/office/drawing/2015/9/8/chartex" xmlns:cx2="http://schemas.microsoft.com/office/drawing/2015/10/21/chartex" xmlns:cx3="http://schemas.microsoft.com/office/drawing/2016/5/9/chartex" xmlns:cx4="http://schemas.microsoft.com/office/drawing/2016/5/10/chartex" xmlns:cx5="http://schemas.microsoft.com/office/drawing/2016/5/11/chartex" xmlns:cx6="http://schemas.microsoft.com/office/drawing/2016/5/12/chartex" xmlns:cx7="http://schemas.microsoft.com/office/drawing/2016/5/13/chartex" xmlns:cx8="http://schemas.microsoft.com/office/drawing/2016/5/14/chartex" xmlns:mc="http://schemas.openxmlformats.org/markup-compatibility/2006" xmlns:aink="http://schemas.microsoft.com/office/drawing/2016/ink" xmlns:am3d="http://schemas.microsoft.com/office/drawing/2017/model3d" xmlns:o="urn:schemas-microsoft-com:office:office" xmlns:oel="http://schemas.microsoft.com/office/2019/extlst" xmlns:r="http://schemas.openxmlformats.org/officeDocument/2006/relationships" xmlns:m="http://schemas.openxmlformats.org/officeDocument/2006/math" xmlns:v="urn:schemas-microsoft-com:vml" xmlns:wp14="http://schemas.microsoft.com/office/word/2010/wordprocessingDrawing" xmlns:wp="http://schemas.openxmlformats.org/drawingml/2006/wordprocessingDrawing" xmlns:w10="urn:schemas-microsoft-com:office:word" xmlns:w="http://schemas.openxmlformats.org/wordprocessingml/2006/main" xmlns:w14="http://schemas.microsoft.com/office/word/2010/wordml" xmlns:w15="http://schemas.microsoft.com/office/word/2012/wordml" xmlns:w16cex="http://schemas.microsoft.com/office/word/2018/wordml/cex" xmlns:w16cid="http://schemas.microsoft.com/office/word/2016/wordml/cid" xmlns:w16="http://schemas.microsoft.com/office/word/2018/wordml" xmlns:w16du="http://schemas.microsoft.com/office/word/2023/wordml/word16du" xmlns:w16sdtdh="http://schemas.microsoft.com/office/word/2020/wordml/sdtdatahash" xmlns:w16sdtfl="http://schemas.microsoft.com/office/word/2024/wordml/sdtformatlock" xmlns:w16se="http://schemas.microsoft.com/office/word/2015/wordml/symex" xmlns:wpg="http://schemas.microsoft.com/office/word/2010/wordprocessingGroup" xmlns:wpi="http://schemas.microsoft.com/office/word/2010/wordprocessingInk" xmlns:wne="http://schemas.microsoft.com/office/word/2006/wordml" xmlns:wps="http://schemas.microsoft.com/office/word/2010/wordprocessingShape" mc:Ignorable="w14 w15 w16se w16cid w16 w16cex w16sdtdh w16sdtfl w16du wp14">
   <w:p>
     <w:pPr>
-      <w:pStyle w:val="Header"/>
+      <w:pStyle w:val="Kopfzeile"/>
     </w:pPr>
   </w:p>
 </w:hdr>
@@ -911,7 +858,7 @@
 <w:hdr xmlns:wpc="http://schemas.microsoft.com/office/word/2010/wordprocessingCanvas" xmlns:cx="http://schemas.microsoft.com/office/drawing/2014/chartex" xmlns:cx1="http://schemas.microsoft.com/office/drawing/2015/9/8/chartex" xmlns:cx2="http://schemas.microsoft.com/office/drawing/2015/10/21/chartex" xmlns:cx3="http://schemas.microsoft.com/office/drawing/2016/5/9/chartex" xmlns:cx4="http://schemas.microsoft.com/office/drawing/2016/5/10/chartex" xmlns:cx5="http://schemas.microsoft.com/office/drawing/2016/5/11/chartex" xmlns:cx6="http://schemas.microsoft.com/office/drawing/2016/5/12/chartex" xmlns:cx7="http://schemas.microsoft.com/office/drawing/2016/5/13/chartex" xmlns:cx8="http://schemas.microsoft.com/office/drawing/2016/5/14/chartex" xmlns:mc="http://schemas.openxmlformats.org/markup-compatibility/2006" xmlns:aink="http://schemas.microsoft.com/office/drawing/2016/ink" xmlns:am3d="http://schemas.microsoft.com/office/drawing/2017/model3d" xmlns:o="urn:schemas-microsoft-com:office:office" xmlns:oel="http://schemas.microsoft.com/office/2019/extlst" xmlns:r="http://schemas.openxmlformats.org/officeDocument/2006/relationships" xmlns:m="http://schemas.openxmlformats.org/officeDocument/2006/math" xmlns:v="urn:schemas-microsoft-com:vml" xmlns:wp14="http://schemas.microsoft.com/office/word/2010/wordprocessingDrawing" xmlns:wp="http://schemas.openxmlformats.org/drawingml/2006/wordprocessingDrawing" xmlns:w10="urn:schemas-microsoft-com:office:word" xmlns:w="http://schemas.openxmlformats.org/wordprocessingml/2006/main" xmlns:w14="http://schemas.microsoft.com/office/word/2010/wordml" xmlns:w15="http://schemas.microsoft.com/office/word/2012/wordml" xmlns:w16cex="http://schemas.microsoft.com/office/word/2018/wordml/cex" xmlns:w16cid="http://schemas.microsoft.com/office/word/2016/wordml/cid" xmlns:w16="http://schemas.microsoft.com/office/word/2018/wordml" xmlns:w16du="http://schemas.microsoft.com/office/word/2023/wordml/word16du" xmlns:w16sdtdh="http://schemas.microsoft.com/office/word/2020/wordml/sdtdatahash" xmlns:w16sdtfl="http://schemas.microsoft.com/office/word/2024/wordml/sdtformatlock" xmlns:w16se="http://schemas.microsoft.com/office/word/2015/wordml/symex" xmlns:wpg="http://schemas.microsoft.com/office/word/2010/wordprocessingGroup" xmlns:wpi="http://schemas.microsoft.com/office/word/2010/wordprocessingInk" xmlns:wne="http://schemas.microsoft.com/office/word/2006/wordml" xmlns:wps="http://schemas.microsoft.com/office/word/2010/wordprocessingShape" mc:Ignorable="w14 w15 w16se w16cid w16 w16cex w16sdtdh w16sdtfl w16du wp14">
   <w:p>
     <w:pPr>
-      <w:pStyle w:val="Header"/>
+      <w:pStyle w:val="Kopfzeile"/>
     </w:pPr>
   </w:p>
 </w:hdr>
@@ -1308,17 +1255,17 @@
     <w:lsdException w:name="Unresolved Mention" w:semiHidden="1" w:unhideWhenUsed="1"/>
     <w:lsdException w:name="Smart Link" w:semiHidden="1" w:unhideWhenUsed="1"/>
   </w:latentStyles>
-  <w:style w:type="paragraph" w:default="1" w:styleId="Normal">
+  <w:style w:type="paragraph" w:default="1" w:styleId="Standard">
     <w:name w:val="Normal"/>
     <w:qFormat/>
   </w:style>
-  <w:style w:type="character" w:default="1" w:styleId="DefaultParagraphFont">
+  <w:style w:type="character" w:default="1" w:styleId="Absatz-Standardschriftart">
     <w:name w:val="Default Paragraph Font"/>
     <w:uiPriority w:val="1"/>
     <w:semiHidden/>
     <w:unhideWhenUsed/>
   </w:style>
-  <w:style w:type="table" w:default="1" w:styleId="TableNormal">
+  <w:style w:type="table" w:default="1" w:styleId="NormaleTabelle">
     <w:name w:val="Normal Table"/>
     <w:uiPriority w:val="99"/>
     <w:semiHidden/>
@@ -1333,15 +1280,15 @@
       </w:tblCellMar>
     </w:tblPr>
   </w:style>
-  <w:style w:type="numbering" w:default="1" w:styleId="NoList">
+  <w:style w:type="numbering" w:default="1" w:styleId="KeineListe">
     <w:name w:val="No List"/>
     <w:uiPriority w:val="99"/>
     <w:semiHidden/>
     <w:unhideWhenUsed/>
   </w:style>
-  <w:style w:type="table" w:styleId="TableGrid">
+  <w:style w:type="table" w:styleId="Tabellenraster">
     <w:name w:val="Table Grid"/>
-    <w:basedOn w:val="TableNormal"/>
+    <w:basedOn w:val="NormaleTabelle"/>
     <w:uiPriority w:val="39"/>
     <w:rsid w:val="00A46FFF"/>
     <w:tblPr>
@@ -1355,9 +1302,9 @@
       </w:tblBorders>
     </w:tblPr>
   </w:style>
-  <w:style w:type="character" w:styleId="PlaceholderText">
+  <w:style w:type="character" w:styleId="Platzhaltertext">
     <w:name w:val="Placeholder Text"/>
-    <w:basedOn w:val="DefaultParagraphFont"/>
+    <w:basedOn w:val="Absatz-Standardschriftart"/>
     <w:uiPriority w:val="99"/>
     <w:semiHidden/>
     <w:rsid w:val="00BD70D0"/>
@@ -1365,10 +1312,10 @@
       <w:color w:val="808080"/>
     </w:rPr>
   </w:style>
-  <w:style w:type="paragraph" w:styleId="Header">
+  <w:style w:type="paragraph" w:styleId="Kopfzeile">
     <w:name w:val="header"/>
-    <w:basedOn w:val="Normal"/>
-    <w:link w:val="HeaderChar"/>
+    <w:basedOn w:val="Standard"/>
+    <w:link w:val="KopfzeileZchn"/>
     <w:uiPriority w:val="99"/>
     <w:unhideWhenUsed/>
     <w:rsid w:val="000F2F57"/>
@@ -1379,17 +1326,17 @@
       </w:tabs>
     </w:pPr>
   </w:style>
-  <w:style w:type="character" w:customStyle="1" w:styleId="HeaderChar">
-    <w:name w:val="Header Char"/>
-    <w:basedOn w:val="DefaultParagraphFont"/>
-    <w:link w:val="Header"/>
+  <w:style w:type="character" w:customStyle="1" w:styleId="KopfzeileZchn">
+    <w:name w:val="Kopfzeile Zchn"/>
+    <w:basedOn w:val="Absatz-Standardschriftart"/>
+    <w:link w:val="Kopfzeile"/>
     <w:uiPriority w:val="99"/>
     <w:rsid w:val="000F2F57"/>
   </w:style>
-  <w:style w:type="paragraph" w:styleId="Footer">
+  <w:style w:type="paragraph" w:styleId="Fuzeile">
     <w:name w:val="footer"/>
-    <w:basedOn w:val="Normal"/>
-    <w:link w:val="FooterChar"/>
+    <w:basedOn w:val="Standard"/>
+    <w:link w:val="FuzeileZchn"/>
     <w:uiPriority w:val="99"/>
     <w:unhideWhenUsed/>
     <w:rsid w:val="000F2F57"/>
@@ -1400,10 +1347,10 @@
       </w:tabs>
     </w:pPr>
   </w:style>
-  <w:style w:type="character" w:customStyle="1" w:styleId="FooterChar">
-    <w:name w:val="Footer Char"/>
-    <w:basedOn w:val="DefaultParagraphFont"/>
-    <w:link w:val="Footer"/>
+  <w:style w:type="character" w:customStyle="1" w:styleId="FuzeileZchn">
+    <w:name w:val="Fußzeile Zchn"/>
+    <w:basedOn w:val="Absatz-Standardschriftart"/>
+    <w:link w:val="Fuzeile"/>
     <w:uiPriority w:val="99"/>
     <w:rsid w:val="000F2F57"/>
   </w:style>

--- a/Rechnungsvorlage.docx
+++ b/Rechnungsvorlage.docx
@@ -80,12 +80,10 @@
     <w:p/>
     <w:p>
       <w:r>
-        <w:t>Anrede</w:t>
-      </w:r>
-    </w:p>
-    <w:p>
-      <w:r>
         <w:t>Vorname Nachname</w:t>
+      </w:r>
+      <w:r>
+        <w:t xml:space="preserve"> Firmenname</w:t>
       </w:r>
     </w:p>
     <w:p>
@@ -732,12 +730,7 @@
     </w:p>
     <w:p/>
     <w:sectPr>
-      <w:headerReference w:type="even" r:id="rId6"/>
-      <w:headerReference w:type="default" r:id="rId7"/>
-      <w:footerReference w:type="even" r:id="rId8"/>
-      <w:footerReference w:type="default" r:id="rId9"/>
-      <w:headerReference w:type="first" r:id="rId10"/>
-      <w:footerReference w:type="first" r:id="rId11"/>
+      <w:footerReference w:type="default" r:id="rId6"/>
       <w:pgSz w:w="11906" w:h="16838"/>
       <w:pgMar w:top="1417" w:right="1417" w:bottom="1134" w:left="1417" w:header="708" w:footer="708" w:gutter="0"/>
       <w:cols w:space="708"/>
@@ -767,16 +760,6 @@
 </file>
 
 <file path=word/footer1.xml><?xml version="1.0" encoding="utf-8"?>
-<w:ftr xmlns:wpc="http://schemas.microsoft.com/office/word/2010/wordprocessingCanvas" xmlns:cx="http://schemas.microsoft.com/office/drawing/2014/chartex" xmlns:cx1="http://schemas.microsoft.com/office/drawing/2015/9/8/chartex" xmlns:cx2="http://schemas.microsoft.com/office/drawing/2015/10/21/chartex" xmlns:cx3="http://schemas.microsoft.com/office/drawing/2016/5/9/chartex" xmlns:cx4="http://schemas.microsoft.com/office/drawing/2016/5/10/chartex" xmlns:cx5="http://schemas.microsoft.com/office/drawing/2016/5/11/chartex" xmlns:cx6="http://schemas.microsoft.com/office/drawing/2016/5/12/chartex" xmlns:cx7="http://schemas.microsoft.com/office/drawing/2016/5/13/chartex" xmlns:cx8="http://schemas.microsoft.com/office/drawing/2016/5/14/chartex" xmlns:mc="http://schemas.openxmlformats.org/markup-compatibility/2006" xmlns:aink="http://schemas.microsoft.com/office/drawing/2016/ink" xmlns:am3d="http://schemas.microsoft.com/office/drawing/2017/model3d" xmlns:o="urn:schemas-microsoft-com:office:office" xmlns:oel="http://schemas.microsoft.com/office/2019/extlst" xmlns:r="http://schemas.openxmlformats.org/officeDocument/2006/relationships" xmlns:m="http://schemas.openxmlformats.org/officeDocument/2006/math" xmlns:v="urn:schemas-microsoft-com:vml" xmlns:wp14="http://schemas.microsoft.com/office/word/2010/wordprocessingDrawing" xmlns:wp="http://schemas.openxmlformats.org/drawingml/2006/wordprocessingDrawing" xmlns:w10="urn:schemas-microsoft-com:office:word" xmlns:w="http://schemas.openxmlformats.org/wordprocessingml/2006/main" xmlns:w14="http://schemas.microsoft.com/office/word/2010/wordml" xmlns:w15="http://schemas.microsoft.com/office/word/2012/wordml" xmlns:w16cex="http://schemas.microsoft.com/office/word/2018/wordml/cex" xmlns:w16cid="http://schemas.microsoft.com/office/word/2016/wordml/cid" xmlns:w16="http://schemas.microsoft.com/office/word/2018/wordml" xmlns:w16du="http://schemas.microsoft.com/office/word/2023/wordml/word16du" xmlns:w16sdtdh="http://schemas.microsoft.com/office/word/2020/wordml/sdtdatahash" xmlns:w16sdtfl="http://schemas.microsoft.com/office/word/2024/wordml/sdtformatlock" xmlns:w16se="http://schemas.microsoft.com/office/word/2015/wordml/symex" xmlns:wpg="http://schemas.microsoft.com/office/word/2010/wordprocessingGroup" xmlns:wpi="http://schemas.microsoft.com/office/word/2010/wordprocessingInk" xmlns:wne="http://schemas.microsoft.com/office/word/2006/wordml" xmlns:wps="http://schemas.microsoft.com/office/word/2010/wordprocessingShape" mc:Ignorable="w14 w15 w16se w16cid w16 w16cex w16sdtdh w16sdtfl w16du wp14">
-  <w:p>
-    <w:pPr>
-      <w:pStyle w:val="Fuzeile"/>
-    </w:pPr>
-  </w:p>
-</w:ftr>
-</file>
-
-<file path=word/footer2.xml><?xml version="1.0" encoding="utf-8"?>
 <w:ftr xmlns:wpc="http://schemas.microsoft.com/office/word/2010/wordprocessingCanvas" xmlns:cx="http://schemas.microsoft.com/office/drawing/2014/chartex" xmlns:cx1="http://schemas.microsoft.com/office/drawing/2015/9/8/chartex" xmlns:cx2="http://schemas.microsoft.com/office/drawing/2015/10/21/chartex" xmlns:cx3="http://schemas.microsoft.com/office/drawing/2016/5/9/chartex" xmlns:cx4="http://schemas.microsoft.com/office/drawing/2016/5/10/chartex" xmlns:cx5="http://schemas.microsoft.com/office/drawing/2016/5/11/chartex" xmlns:cx6="http://schemas.microsoft.com/office/drawing/2016/5/12/chartex" xmlns:cx7="http://schemas.microsoft.com/office/drawing/2016/5/13/chartex" xmlns:cx8="http://schemas.microsoft.com/office/drawing/2016/5/14/chartex" xmlns:mc="http://schemas.openxmlformats.org/markup-compatibility/2006" xmlns:aink="http://schemas.microsoft.com/office/drawing/2016/ink" xmlns:am3d="http://schemas.microsoft.com/office/drawing/2017/model3d" xmlns:o="urn:schemas-microsoft-com:office:office" xmlns:oel="http://schemas.microsoft.com/office/2019/extlst" xmlns:r="http://schemas.openxmlformats.org/officeDocument/2006/relationships" xmlns:m="http://schemas.openxmlformats.org/officeDocument/2006/math" xmlns:v="urn:schemas-microsoft-com:vml" xmlns:wp14="http://schemas.microsoft.com/office/word/2010/wordprocessingDrawing" xmlns:wp="http://schemas.openxmlformats.org/drawingml/2006/wordprocessingDrawing" xmlns:w10="urn:schemas-microsoft-com:office:word" xmlns:w="http://schemas.openxmlformats.org/wordprocessingml/2006/main" xmlns:w14="http://schemas.microsoft.com/office/word/2010/wordml" xmlns:w15="http://schemas.microsoft.com/office/word/2012/wordml" xmlns:w16cex="http://schemas.microsoft.com/office/word/2018/wordml/cex" xmlns:w16cid="http://schemas.microsoft.com/office/word/2016/wordml/cid" xmlns:w16="http://schemas.microsoft.com/office/word/2018/wordml" xmlns:w16du="http://schemas.microsoft.com/office/word/2023/wordml/word16du" xmlns:w16sdtdh="http://schemas.microsoft.com/office/word/2020/wordml/sdtdatahash" xmlns:w16sdtfl="http://schemas.microsoft.com/office/word/2024/wordml/sdtformatlock" xmlns:w16se="http://schemas.microsoft.com/office/word/2015/wordml/symex" xmlns:wpg="http://schemas.microsoft.com/office/word/2010/wordprocessingGroup" xmlns:wpi="http://schemas.microsoft.com/office/word/2010/wordprocessingInk" xmlns:wne="http://schemas.microsoft.com/office/word/2006/wordml" xmlns:wps="http://schemas.microsoft.com/office/word/2010/wordprocessingShape" mc:Ignorable="w14 w15 w16se w16cid w16 w16cex w16sdtdh w16sdtfl w16du wp14">
   <w:p>
     <w:pPr>
@@ -796,17 +779,15 @@
     <w:r>
       <w:t>Steuernummer</w:t>
     </w:r>
+    <w:r>
+      <w:t xml:space="preserve">: </w:t>
+    </w:r>
+    <w:proofErr w:type="spellStart"/>
+    <w:r>
+      <w:t>StNr</w:t>
+    </w:r>
+    <w:proofErr w:type="spellEnd"/>
   </w:p>
-  <w:p>
-    <w:pPr>
-      <w:pStyle w:val="Fuzeile"/>
-    </w:pPr>
-  </w:p>
-</w:ftr>
-</file>
-
-<file path=word/footer3.xml><?xml version="1.0" encoding="utf-8"?>
-<w:ftr xmlns:wpc="http://schemas.microsoft.com/office/word/2010/wordprocessingCanvas" xmlns:cx="http://schemas.microsoft.com/office/drawing/2014/chartex" xmlns:cx1="http://schemas.microsoft.com/office/drawing/2015/9/8/chartex" xmlns:cx2="http://schemas.microsoft.com/office/drawing/2015/10/21/chartex" xmlns:cx3="http://schemas.microsoft.com/office/drawing/2016/5/9/chartex" xmlns:cx4="http://schemas.microsoft.com/office/drawing/2016/5/10/chartex" xmlns:cx5="http://schemas.microsoft.com/office/drawing/2016/5/11/chartex" xmlns:cx6="http://schemas.microsoft.com/office/drawing/2016/5/12/chartex" xmlns:cx7="http://schemas.microsoft.com/office/drawing/2016/5/13/chartex" xmlns:cx8="http://schemas.microsoft.com/office/drawing/2016/5/14/chartex" xmlns:mc="http://schemas.openxmlformats.org/markup-compatibility/2006" xmlns:aink="http://schemas.microsoft.com/office/drawing/2016/ink" xmlns:am3d="http://schemas.microsoft.com/office/drawing/2017/model3d" xmlns:o="urn:schemas-microsoft-com:office:office" xmlns:oel="http://schemas.microsoft.com/office/2019/extlst" xmlns:r="http://schemas.openxmlformats.org/officeDocument/2006/relationships" xmlns:m="http://schemas.openxmlformats.org/officeDocument/2006/math" xmlns:v="urn:schemas-microsoft-com:vml" xmlns:wp14="http://schemas.microsoft.com/office/word/2010/wordprocessingDrawing" xmlns:wp="http://schemas.openxmlformats.org/drawingml/2006/wordprocessingDrawing" xmlns:w10="urn:schemas-microsoft-com:office:word" xmlns:w="http://schemas.openxmlformats.org/wordprocessingml/2006/main" xmlns:w14="http://schemas.microsoft.com/office/word/2010/wordml" xmlns:w15="http://schemas.microsoft.com/office/word/2012/wordml" xmlns:w16cex="http://schemas.microsoft.com/office/word/2018/wordml/cex" xmlns:w16cid="http://schemas.microsoft.com/office/word/2016/wordml/cid" xmlns:w16="http://schemas.microsoft.com/office/word/2018/wordml" xmlns:w16du="http://schemas.microsoft.com/office/word/2023/wordml/word16du" xmlns:w16sdtdh="http://schemas.microsoft.com/office/word/2020/wordml/sdtdatahash" xmlns:w16sdtfl="http://schemas.microsoft.com/office/word/2024/wordml/sdtformatlock" xmlns:w16se="http://schemas.microsoft.com/office/word/2015/wordml/symex" xmlns:wpg="http://schemas.microsoft.com/office/word/2010/wordprocessingGroup" xmlns:wpi="http://schemas.microsoft.com/office/word/2010/wordprocessingInk" xmlns:wne="http://schemas.microsoft.com/office/word/2006/wordml" xmlns:wps="http://schemas.microsoft.com/office/word/2010/wordprocessingShape" mc:Ignorable="w14 w15 w16se w16cid w16 w16cex w16sdtdh w16sdtfl w16du wp14">
   <w:p>
     <w:pPr>
       <w:pStyle w:val="Fuzeile"/>
@@ -832,36 +813,6 @@
     </w:p>
   </w:footnote>
 </w:footnotes>
-</file>
-
-<file path=word/header1.xml><?xml version="1.0" encoding="utf-8"?>
-<w:hdr xmlns:wpc="http://schemas.microsoft.com/office/word/2010/wordprocessingCanvas" xmlns:cx="http://schemas.microsoft.com/office/drawing/2014/chartex" xmlns:cx1="http://schemas.microsoft.com/office/drawing/2015/9/8/chartex" xmlns:cx2="http://schemas.microsoft.com/office/drawing/2015/10/21/chartex" xmlns:cx3="http://schemas.microsoft.com/office/drawing/2016/5/9/chartex" xmlns:cx4="http://schemas.microsoft.com/office/drawing/2016/5/10/chartex" xmlns:cx5="http://schemas.microsoft.com/office/drawing/2016/5/11/chartex" xmlns:cx6="http://schemas.microsoft.com/office/drawing/2016/5/12/chartex" xmlns:cx7="http://schemas.microsoft.com/office/drawing/2016/5/13/chartex" xmlns:cx8="http://schemas.microsoft.com/office/drawing/2016/5/14/chartex" xmlns:mc="http://schemas.openxmlformats.org/markup-compatibility/2006" xmlns:aink="http://schemas.microsoft.com/office/drawing/2016/ink" xmlns:am3d="http://schemas.microsoft.com/office/drawing/2017/model3d" xmlns:o="urn:schemas-microsoft-com:office:office" xmlns:oel="http://schemas.microsoft.com/office/2019/extlst" xmlns:r="http://schemas.openxmlformats.org/officeDocument/2006/relationships" xmlns:m="http://schemas.openxmlformats.org/officeDocument/2006/math" xmlns:v="urn:schemas-microsoft-com:vml" xmlns:wp14="http://schemas.microsoft.com/office/word/2010/wordprocessingDrawing" xmlns:wp="http://schemas.openxmlformats.org/drawingml/2006/wordprocessingDrawing" xmlns:w10="urn:schemas-microsoft-com:office:word" xmlns:w="http://schemas.openxmlformats.org/wordprocessingml/2006/main" xmlns:w14="http://schemas.microsoft.com/office/word/2010/wordml" xmlns:w15="http://schemas.microsoft.com/office/word/2012/wordml" xmlns:w16cex="http://schemas.microsoft.com/office/word/2018/wordml/cex" xmlns:w16cid="http://schemas.microsoft.com/office/word/2016/wordml/cid" xmlns:w16="http://schemas.microsoft.com/office/word/2018/wordml" xmlns:w16du="http://schemas.microsoft.com/office/word/2023/wordml/word16du" xmlns:w16sdtdh="http://schemas.microsoft.com/office/word/2020/wordml/sdtdatahash" xmlns:w16sdtfl="http://schemas.microsoft.com/office/word/2024/wordml/sdtformatlock" xmlns:w16se="http://schemas.microsoft.com/office/word/2015/wordml/symex" xmlns:wpg="http://schemas.microsoft.com/office/word/2010/wordprocessingGroup" xmlns:wpi="http://schemas.microsoft.com/office/word/2010/wordprocessingInk" xmlns:wne="http://schemas.microsoft.com/office/word/2006/wordml" xmlns:wps="http://schemas.microsoft.com/office/word/2010/wordprocessingShape" mc:Ignorable="w14 w15 w16se w16cid w16 w16cex w16sdtdh w16sdtfl w16du wp14">
-  <w:p>
-    <w:pPr>
-      <w:pStyle w:val="Kopfzeile"/>
-    </w:pPr>
-  </w:p>
-</w:hdr>
-</file>
-
-<file path=word/header2.xml><?xml version="1.0" encoding="utf-8"?>
-<w:hdr xmlns:wpc="http://schemas.microsoft.com/office/word/2010/wordprocessingCanvas" xmlns:cx="http://schemas.microsoft.com/office/drawing/2014/chartex" xmlns:cx1="http://schemas.microsoft.com/office/drawing/2015/9/8/chartex" xmlns:cx2="http://schemas.microsoft.com/office/drawing/2015/10/21/chartex" xmlns:cx3="http://schemas.microsoft.com/office/drawing/2016/5/9/chartex" xmlns:cx4="http://schemas.microsoft.com/office/drawing/2016/5/10/chartex" xmlns:cx5="http://schemas.microsoft.com/office/drawing/2016/5/11/chartex" xmlns:cx6="http://schemas.microsoft.com/office/drawing/2016/5/12/chartex" xmlns:cx7="http://schemas.microsoft.com/office/drawing/2016/5/13/chartex" xmlns:cx8="http://schemas.microsoft.com/office/drawing/2016/5/14/chartex" xmlns:mc="http://schemas.openxmlformats.org/markup-compatibility/2006" xmlns:aink="http://schemas.microsoft.com/office/drawing/2016/ink" xmlns:am3d="http://schemas.microsoft.com/office/drawing/2017/model3d" xmlns:o="urn:schemas-microsoft-com:office:office" xmlns:oel="http://schemas.microsoft.com/office/2019/extlst" xmlns:r="http://schemas.openxmlformats.org/officeDocument/2006/relationships" xmlns:m="http://schemas.openxmlformats.org/officeDocument/2006/math" xmlns:v="urn:schemas-microsoft-com:vml" xmlns:wp14="http://schemas.microsoft.com/office/word/2010/wordprocessingDrawing" xmlns:wp="http://schemas.openxmlformats.org/drawingml/2006/wordprocessingDrawing" xmlns:w10="urn:schemas-microsoft-com:office:word" xmlns:w="http://schemas.openxmlformats.org/wordprocessingml/2006/main" xmlns:w14="http://schemas.microsoft.com/office/word/2010/wordml" xmlns:w15="http://schemas.microsoft.com/office/word/2012/wordml" xmlns:w16cex="http://schemas.microsoft.com/office/word/2018/wordml/cex" xmlns:w16cid="http://schemas.microsoft.com/office/word/2016/wordml/cid" xmlns:w16="http://schemas.microsoft.com/office/word/2018/wordml" xmlns:w16du="http://schemas.microsoft.com/office/word/2023/wordml/word16du" xmlns:w16sdtdh="http://schemas.microsoft.com/office/word/2020/wordml/sdtdatahash" xmlns:w16sdtfl="http://schemas.microsoft.com/office/word/2024/wordml/sdtformatlock" xmlns:w16se="http://schemas.microsoft.com/office/word/2015/wordml/symex" xmlns:wpg="http://schemas.microsoft.com/office/word/2010/wordprocessingGroup" xmlns:wpi="http://schemas.microsoft.com/office/word/2010/wordprocessingInk" xmlns:wne="http://schemas.microsoft.com/office/word/2006/wordml" xmlns:wps="http://schemas.microsoft.com/office/word/2010/wordprocessingShape" mc:Ignorable="w14 w15 w16se w16cid w16 w16cex w16sdtdh w16sdtfl w16du wp14">
-  <w:p>
-    <w:pPr>
-      <w:pStyle w:val="Kopfzeile"/>
-    </w:pPr>
-  </w:p>
-</w:hdr>
-</file>
-
-<file path=word/header3.xml><?xml version="1.0" encoding="utf-8"?>
-<w:hdr xmlns:wpc="http://schemas.microsoft.com/office/word/2010/wordprocessingCanvas" xmlns:cx="http://schemas.microsoft.com/office/drawing/2014/chartex" xmlns:cx1="http://schemas.microsoft.com/office/drawing/2015/9/8/chartex" xmlns:cx2="http://schemas.microsoft.com/office/drawing/2015/10/21/chartex" xmlns:cx3="http://schemas.microsoft.com/office/drawing/2016/5/9/chartex" xmlns:cx4="http://schemas.microsoft.com/office/drawing/2016/5/10/chartex" xmlns:cx5="http://schemas.microsoft.com/office/drawing/2016/5/11/chartex" xmlns:cx6="http://schemas.microsoft.com/office/drawing/2016/5/12/chartex" xmlns:cx7="http://schemas.microsoft.com/office/drawing/2016/5/13/chartex" xmlns:cx8="http://schemas.microsoft.com/office/drawing/2016/5/14/chartex" xmlns:mc="http://schemas.openxmlformats.org/markup-compatibility/2006" xmlns:aink="http://schemas.microsoft.com/office/drawing/2016/ink" xmlns:am3d="http://schemas.microsoft.com/office/drawing/2017/model3d" xmlns:o="urn:schemas-microsoft-com:office:office" xmlns:oel="http://schemas.microsoft.com/office/2019/extlst" xmlns:r="http://schemas.openxmlformats.org/officeDocument/2006/relationships" xmlns:m="http://schemas.openxmlformats.org/officeDocument/2006/math" xmlns:v="urn:schemas-microsoft-com:vml" xmlns:wp14="http://schemas.microsoft.com/office/word/2010/wordprocessingDrawing" xmlns:wp="http://schemas.openxmlformats.org/drawingml/2006/wordprocessingDrawing" xmlns:w10="urn:schemas-microsoft-com:office:word" xmlns:w="http://schemas.openxmlformats.org/wordprocessingml/2006/main" xmlns:w14="http://schemas.microsoft.com/office/word/2010/wordml" xmlns:w15="http://schemas.microsoft.com/office/word/2012/wordml" xmlns:w16cex="http://schemas.microsoft.com/office/word/2018/wordml/cex" xmlns:w16cid="http://schemas.microsoft.com/office/word/2016/wordml/cid" xmlns:w16="http://schemas.microsoft.com/office/word/2018/wordml" xmlns:w16du="http://schemas.microsoft.com/office/word/2023/wordml/word16du" xmlns:w16sdtdh="http://schemas.microsoft.com/office/word/2020/wordml/sdtdatahash" xmlns:w16sdtfl="http://schemas.microsoft.com/office/word/2024/wordml/sdtformatlock" xmlns:w16se="http://schemas.microsoft.com/office/word/2015/wordml/symex" xmlns:wpg="http://schemas.microsoft.com/office/word/2010/wordprocessingGroup" xmlns:wpi="http://schemas.microsoft.com/office/word/2010/wordprocessingInk" xmlns:wne="http://schemas.microsoft.com/office/word/2006/wordml" xmlns:wps="http://schemas.microsoft.com/office/word/2010/wordprocessingShape" mc:Ignorable="w14 w15 w16se w16cid w16 w16cex w16sdtdh w16sdtfl w16du wp14">
-  <w:p>
-    <w:pPr>
-      <w:pStyle w:val="Kopfzeile"/>
-    </w:pPr>
-  </w:p>
-</w:hdr>
 </file>
 
 <file path=word/styles.xml><?xml version="1.0" encoding="utf-8"?>

--- a/Rechnungsvorlage.docx
+++ b/Rechnungsvorlage.docx
@@ -82,9 +82,6 @@
       <w:r>
         <w:t>Vorname Nachname</w:t>
       </w:r>
-      <w:r>
-        <w:t xml:space="preserve"> Firmenname</w:t>
-      </w:r>
     </w:p>
     <w:p>
       <w:r>
@@ -92,11 +89,9 @@
       </w:r>
     </w:p>
     <w:p>
-      <w:proofErr w:type="gramStart"/>
       <w:r>
         <w:t>PLZ Stadt</w:t>
       </w:r>
-      <w:proofErr w:type="gramEnd"/>
     </w:p>
     <w:p/>
     <w:p/>
@@ -131,11 +126,9 @@
       <w:r>
         <w:t>Ferienwohnung „</w:t>
       </w:r>
-      <w:proofErr w:type="spellStart"/>
       <w:r>
         <w:t>NdFeWo</w:t>
       </w:r>
-      <w:proofErr w:type="spellEnd"/>
       <w:r>
         <w:t>“ ist eine Nichtraucherwohnung!</w:t>
       </w:r>
@@ -167,21 +160,14 @@
       <w:r>
         <w:t>Ferienwohnung „</w:t>
       </w:r>
-      <w:proofErr w:type="spellStart"/>
       <w:r>
         <w:t>NdFeWo</w:t>
       </w:r>
-      <w:proofErr w:type="spellEnd"/>
       <w:r>
         <w:t xml:space="preserve">“ Preis: </w:t>
       </w:r>
-      <w:proofErr w:type="spellStart"/>
-      <w:r>
-        <w:t>PpN</w:t>
-      </w:r>
-      <w:proofErr w:type="spellEnd"/>
-      <w:r>
-        <w:t xml:space="preserve"> </w:t>
+      <w:r>
+        <w:t xml:space="preserve">PpN </w:t>
       </w:r>
       <w:r>
         <w:t xml:space="preserve">€ </w:t>
@@ -289,11 +275,9 @@
             <w:pPr>
               <w:jc w:val="center"/>
             </w:pPr>
-            <w:proofErr w:type="spellStart"/>
             <w:r>
               <w:t>AnzahlDerÜbernachtungen</w:t>
             </w:r>
-            <w:proofErr w:type="spellEnd"/>
           </w:p>
         </w:tc>
         <w:tc>
@@ -325,11 +309,9 @@
             <w:pPr>
               <w:jc w:val="right"/>
             </w:pPr>
-            <w:proofErr w:type="spellStart"/>
             <w:r>
               <w:t>PpN</w:t>
             </w:r>
-            <w:proofErr w:type="spellEnd"/>
             <w:r>
               <w:t xml:space="preserve"> €</w:t>
             </w:r>
@@ -347,11 +329,9 @@
             <w:pPr>
               <w:jc w:val="right"/>
             </w:pPr>
-            <w:proofErr w:type="spellStart"/>
             <w:r>
               <w:t>ÜNKosten</w:t>
             </w:r>
-            <w:proofErr w:type="spellEnd"/>
             <w:r>
               <w:t xml:space="preserve"> €</w:t>
             </w:r>
@@ -474,13 +454,8 @@
             <w:pPr>
               <w:jc w:val="right"/>
             </w:pPr>
-            <w:proofErr w:type="spellStart"/>
-            <w:r>
-              <w:t>GesamtBetrag</w:t>
-            </w:r>
-            <w:proofErr w:type="spellEnd"/>
-            <w:r>
-              <w:t xml:space="preserve"> €</w:t>
+            <w:r>
+              <w:t>GesamtBetrag €</w:t>
             </w:r>
           </w:p>
         </w:tc>
@@ -610,11 +585,9 @@
             <w:pPr>
               <w:jc w:val="right"/>
             </w:pPr>
-            <w:proofErr w:type="spellStart"/>
             <w:r>
               <w:t>MwstBetrag</w:t>
             </w:r>
-            <w:proofErr w:type="spellEnd"/>
             <w:r>
               <w:t xml:space="preserve"> €</w:t>
             </w:r>
@@ -679,11 +652,9 @@
             <w:pPr>
               <w:jc w:val="right"/>
             </w:pPr>
-            <w:proofErr w:type="spellStart"/>
             <w:r>
               <w:t>NettoBetrag</w:t>
             </w:r>
-            <w:proofErr w:type="spellEnd"/>
             <w:r>
               <w:t xml:space="preserve"> €</w:t>
             </w:r>
@@ -780,13 +751,8 @@
       <w:t>Steuernummer</w:t>
     </w:r>
     <w:r>
-      <w:t xml:space="preserve">: </w:t>
+      <w:t>: StNr</w:t>
     </w:r>
-    <w:proofErr w:type="spellStart"/>
-    <w:r>
-      <w:t>StNr</w:t>
-    </w:r>
-    <w:proofErr w:type="spellEnd"/>
   </w:p>
   <w:p>
     <w:pPr>
